--- a/docs/实验03-工作流与git.docx
+++ b/docs/实验03-工作流与git.docx
@@ -1215,7 +1215,7 @@
           <w:color w:val="000000"/>
           <w:sz w:val="21"/>
         </w:rPr>
-        <w:t>Git 为 AI 辅助开发保留了可比较、可定位、可恢复的版本。AI 能很快修改代码，但仍可能误解需求或引入错误；如果只有一份不断覆盖的文件，出错后就难以知道改了哪里，也难以恢复到正常状态。</w:t>
+        <w:t xml:space="preserve">我的理解是：AI 写代码又快又猛，但它也可能一本正经地改错地方。没有 Git，代码就只有一份不断被覆盖的版本，改坏了连“上一版长什么样”都说不清；有了 Git，相当于每次改动都留了档，出事的时候至少知道该退到哪一版。</w:t>
       </w:r>
     </w:p>
     <w:p>
@@ -1229,7 +1229,7 @@
           <w:color w:val="000000"/>
           <w:sz w:val="21"/>
         </w:rPr>
-        <w:t>本次在 exercise/rollback 分支把详情地址加入 BROKEN- 前缀，产生故障提交 0059960。浏览器点击第一条记录后显示“未找到该就诊记录”。通过 git log --oneline 找到正常提交 1b08636，再执行 git reset --hard 1b08636，重新从列表点击后恢复为林晓禾的就诊详情。git diff 还帮助定位到具体改坏的一行。</w:t>
+        <w:t xml:space="preserve">这次回滚演练就真切地体会到了。我在 exercise/rollback 分支把详情链接加了个 BROKEN- 前缀，点“查看详情”直接跳成“未找到该就诊记录”。用 git diff 一眼看出是链接被改坏了；再用 git log --oneline 找到正常版本 1b08636，执行 git reset --hard 过去，页面马上就恢复了，前后不到两分钟。要是没有版本记录，就只能让 AI“再修一次”，修成什么样全看运气。</w:t>
       </w:r>
     </w:p>
     <w:p>
@@ -1243,7 +1243,7 @@
           <w:color w:val="000000"/>
           <w:sz w:val="21"/>
         </w:rPr>
-        <w:t>因此，Git 能让试错有记录、修复有依据。操作前仍须明确仓库和分支，并保护未提交修改；本次只在独立演练分支、工作区干净时执行硬回滚。恢复之后还要重新验证，不能把命令执行成功当作功能已经正确。</w:t>
+        <w:t xml:space="preserve">当然操作上也有限制：reset --hard 会丢掉没提交的改动，所以我是在专门的分支、工作区干净的时候才执行的；回滚完还要自己再点一遍页面确认，不能只看命令有没有报错。</w:t>
       </w:r>
     </w:p>
     <w:p>
@@ -1272,7 +1272,7 @@
           <w:color w:val="000000"/>
           <w:sz w:val="21"/>
         </w:rPr>
-        <w:t>对比示例：“完成页面”只说明做过修改，无法看出具体内容。实际采用的标题“功能：实现就诊记录列表与详情页面”明确了修改类型与范围；正文再分点写修改内容、修改原因、影响范围和验证结果，方便日后查找和回滚。</w:t>
+        <w:t xml:space="preserve">我自己写的话大概就是“完成页面”这种，只有当时的我知道干了什么，过两周连自己都看不懂。AI 拟的标题是“功能：实现就诊记录列表与详情页面”：前面点明类型，后面讲清范围，翻提交记录时一眼就能找到。</w:t>
       </w:r>
     </w:p>
     <w:p>
@@ -1286,7 +1286,7 @@
           <w:color w:val="000000"/>
           <w:sz w:val="21"/>
         </w:rPr>
-        <w:t>实际提交 dd5aa50 的正文：修改内容——新增六条虚构就诊记录、列表、详情、返回导航和窄屏布局；修改原因——完成患者姓名、科室、诊断、时间展示及详情跳转；影响范围——前端静态页面和教学数据；验证结果——语法检查通过，浏览器确认列表完整并能打开首条详情。</w:t>
+        <w:t xml:space="preserve">正文它按分点写：修改内容、修改原因、影响范围、验证结果。以 dd5aa50 为例，内容是新增六条虚构数据、列表、详情、返回导航和窄屏布局；原因是完成姓名、科室、诊断、时间的展示和详情跳转；影响只涉及前端页面和教学数据；验证结果是语法检查通过、浏览器里能打开首条详情。这么一比，差距在它把我没考虑过的东西也写清楚了：为什么改、影响到哪、验证到什么程度，以后查问题的时候省事很多。</w:t>
       </w:r>
     </w:p>
     <w:p>
@@ -1300,7 +1300,7 @@
           <w:color w:val="000000"/>
           <w:sz w:val="21"/>
         </w:rPr>
-        <w:t>AI 可以根据真实差异起草提交说明，人需要核对说明与代码、测试结果是否一致，避免空泛表述或未验证的成功声明。本次标题和正文均使用中文，统一采用“类型：具体修改”的标题格式。</w:t>
+        <w:t xml:space="preserve">标题格式上，课上示例用的是 feat: 这类英文前缀，我这几次提交统一用了中文（功能、测试、修复、合并……），含义是对应的，自己看着更直观。提交前我也会核对一遍它写的说明和实际 diff、测试结果对不对得上——AI 有时候会写得比实际做的还漂亮。</w:t>
       </w:r>
     </w:p>
     <w:p>
@@ -1354,7 +1354,7 @@
           <w:color w:val="000000"/>
           <w:sz w:val="21"/>
         </w:rPr>
-        <w:t>操作时间：2026 年 9 月 29 日完成开发、验证和首次推送；9 月 30 日整理实验材料。仓库地址：https://github.com/lboverfys/HIS。</w:t>
+        <w:t xml:space="preserve">操作时间：2026 年 9 月 29 日晚上。23:45 提交项目初始化（3d2cb71），23:55 前后完成分支合并和推送，过了零点又补了一次文档提交（bb108a2），把实验记录和材料放进仓库。仓库地址：https://github.com/lboverfys/HIS。</w:t>
       </w:r>
     </w:p>
     <w:p>
@@ -1368,7 +1368,7 @@
           <w:color w:val="000000"/>
           <w:sz w:val="21"/>
         </w:rPr>
-        <w:t>实际环境：Windows、Node.js v22.19.0、npm 10.9.3、Git 2.51.0.windows.1。AI 协作使用 Codex；课程原题列出 OpenCode，本次工具差异如实记录。项目使用原生 HTML、CSS、JavaScript 和 Node.js 内置 HTTP 服务，无第三方依赖。</w:t>
+        <w:t xml:space="preserve">实际环境：Windows、Node.js v22.19.0、npm 10.9.3、Git 2.51.0.windows.1。课程材料里写的 AI 工具是 OpenCode（实验一搭好的那套），我实际是用 Codex 做的，流程一样——先给方案、确认后再动代码。项目没用框架和第三方依赖，就是原生 HTML/CSS/JavaScript 加 Node 自带的 http 模块。</w:t>
       </w:r>
     </w:p>
     <w:p>
@@ -1382,7 +1382,7 @@
           <w:color w:val="000000"/>
           <w:sz w:val="21"/>
         </w:rPr>
-        <w:t>需求：开发就诊记录列表，显示患者姓名、科室、诊断、就诊时间；点击进入详情，详情显示就诊编号、患者信息、科室、医生、时间和摘要，并可返回列表。数据为 6 条虚构教学记录，不连接真实医院系统。</w:t>
+        <w:t xml:space="preserve">需求：做一个就诊记录列表，显示患者姓名、科室、诊断、就诊时间；点进去看详情，详情要有就诊编号、患者基本信息、科室、医生、时间和摘要，还能返回列表。数据用 6 条虚构教学记录，不连真实的医院系统。</w:t>
       </w:r>
     </w:p>
     <w:p>
@@ -1396,7 +1396,7 @@
           <w:color w:val="000000"/>
           <w:sz w:val="21"/>
         </w:rPr>
-        <w:t>计划：采用静态页面、浏览器原生模块和哈希路由，使用 npm run dev 启动。先建项目基础，再在个人分支开发，完成差异审查、功能验证、提交与合并。我在查看最小方案后确认从零开始，并明确授权本地提交、分支合并、专用分支回滚和推送。</w:t>
+        <w:t>计划：先按四要素把需求整理成提示词（写法记在下面的 AI 协作记录里）。AI 给的方案很朴素：静态页面 + 浏览器原生模块 + 哈希路由，用 Node 起本地服务、npm run dev 启动。我看过觉得没问题，就按这个方案开工了。</w:t>
       </w:r>
     </w:p>
     <w:p>
@@ -1410,7 +1410,7 @@
           <w:color w:val="000000"/>
           <w:sz w:val="21"/>
         </w:rPr>
-        <w:t>Git 基础：执行 git init -b main，创建 .gitignore，包含 node_modules/、.env、.env.*、__pycache__/ 等规则；配置用户提供的 origin 地址。git add 将指定文件加入暂存区，git commit 保存快照。提交 3d2cb71 建立项目基础。</w:t>
+        <w:t xml:space="preserve">Git 基础：git init -b main 初始化仓库，写了 .gitignore 把 node_modules/、.env、.env.*、__pycache__/ 这些排除掉，配好 origin 地址，提交 3d2cb71 把项目基础搭起来。</w:t>
       </w:r>
     </w:p>
     <w:p>
@@ -1424,7 +1424,7 @@
           <w:color w:val="000000"/>
           <w:sz w:val="21"/>
         </w:rPr>
-        <w:t>三区模型：工作区存放正在编辑的文件；暂存区保存本次准备提交的内容；仓库保存已提交的历史。git diff 查看工作区与暂存区的差异，git diff --cached 查看暂存区与当前提交的差异。额外在 README 中加入本次练习专用临时行，查看 diff 后用 git checkout -- README.md 还原，未影响其他文件。</w:t>
+        <w:t xml:space="preserve">三区模型：修改文件算工作区，git add 进暂存区，git commit 才真正入库；中间用 git diff 对比工作区，用 git diff --cached 对比暂存区。为了看得直观，我往 README 里加了一行临时内容，在 diff 里确认它出现之后，用 git checkout -- README.md 还原，文件恢复原样，其他文件没受影响。</w:t>
       </w:r>
     </w:p>
     <w:p>
@@ -1438,7 +1438,7 @@
           <w:color w:val="000000"/>
           <w:sz w:val="21"/>
         </w:rPr>
-        <w:t>分支开发：执行 git switch -c feature/visit-records，在该分支完成页面提交 dd5aa50 和自动测试提交 1b08636。实现后用 git diff 检查代码差异，并保存实际命令输出。</w:t>
+        <w:t xml:space="preserve">分支开发：git switch -c feature/visit-records 开了个人分支，页面的提交是 dd5aa50，之后补了测试提交 1b08636。每次提交前我都会先过一遍 git diff，确认改动的文件都在预期之内。</w:t>
       </w:r>
     </w:p>
     <w:p>
@@ -1452,7 +1452,7 @@
           <w:color w:val="000000"/>
           <w:sz w:val="21"/>
         </w:rPr>
-        <w:t>关键代码：src/records.js 保存固定数据，recordHash 生成详情地址，findRecordByHash 校验地址并定位记录；src/app.js 根据地址渲染列表、详情或不存在提示；hashchange 处理页面切换。src/styles.css 在窄屏切换为卡片式列表。server.mjs 只提供明确列出的静态文件，并仅监听 127.0.0.1。</w:t>
+        <w:t xml:space="preserve">关键代码：数据放在 src/records.js，里面是 6 条记录和详情地址的生成、解析；src/app.js 监听地址变化，渲染列表、详情或“未找到”提示；src/styles.css 管样式，窄屏时列表会变成卡片式；server.mjs 是本地静态服务，只提供白名单里的几个文件，而且只监听 127.0.0.1。</w:t>
       </w:r>
     </w:p>
     <w:p>
@@ -1466,7 +1466,7 @@
           <w:color w:val="000000"/>
           <w:sz w:val="21"/>
         </w:rPr>
-        <w:t>功能验证：运行 npm run dev 后，通过 chrome-devtools MCP 逐条打开 6 条详情并返回，核对姓名与诊断，全部通过；浏览器前进、后退、详情刷新和无效编号提示通过。实测 390 px 窄屏下，列表与详情没有横向溢出；控制台未发现错误或警告。</w:t>
+        <w:t xml:space="preserve">功能验证：npm run dev 起服务之后，在浏览器里把 6 条记录一条条点开再返回，姓名、诊断都对得上；前进、后退、详情页刷新、手动输入不存在的编号也都试了。用 390px 宽度模拟手机看，列表和详情都没有横向滚动。这个阶段 npm test 有 2 个用例，都通过。</w:t>
       </w:r>
     </w:p>
     <w:p>
@@ -1480,7 +1480,7 @@
           <w:color w:val="000000"/>
           <w:sz w:val="21"/>
         </w:rPr>
-        <w:t>回滚演练：从 1b08636 创建 exercise/rollback 分支，只在详情链接前加入错误前缀 BROKEN-，提交为 0059960。验证故障并截图后，核对仓库、分支和干净工作区，执行 git reset --hard 1b08636。再次从列表进入同一条记录，详情恢复，git diff 1b08636 --exit-code 返回成功。</w:t>
+        <w:t xml:space="preserve">回滚演练（任务 3）：从 1b08636 拉出 exercise/rollback 分支，按要求让 AI 故意改坏一个功能——把详情链接的编号加了个 BROKEN- 前缀，提交 0059960。刷新后点“查看详情”，果然跳到“未找到该就诊记录”。截了图之后，用 git diff 确认坏的就是那一行，git log --oneline 找到正常版本 1b08636，在分支和工作区都确认干净的情况下执行 git reset --hard 1b08636，再点同一条记录，林晓禾的详情页恢复正常。</w:t>
       </w:r>
     </w:p>
     <w:p>
@@ -1494,7 +1494,7 @@
           <w:color w:val="000000"/>
           <w:sz w:val="21"/>
         </w:rPr>
-        <w:t>恢复后迭代：切回 feature/visit-records，集中生成和解析详情地址，补充“链接能解析回原记录”和“错误地址不能返回患者”的回归测试，形成提交 89bc2f8。npm test 共 3 项通过，浏览器再次逐条验证 6 条记录通过。</w:t>
+        <w:t xml:space="preserve">回滚之后的调整：复盘时发现详情地址的生成和解析分散在两处，改动容易顾此失彼，这次的故障就是这么来的。于是让 AI 把生成和解析都收进 records.js，做成 recordHash 和 findRecordByHash 两个函数，并补上回归测试——每条记录生成的链接必须能解析回本人，带错误前缀或非法路径的地址必须解析不出来。对应提交 89bc2f8，npm test 变成 3 个用例全过。</w:t>
       </w:r>
     </w:p>
     <w:p>
@@ -1508,7 +1508,7 @@
           <w:color w:val="000000"/>
           <w:sz w:val="21"/>
         </w:rPr>
-        <w:t>分支合并：切回 main，执行 git merge --no-ff feature/visit-records，产生合并提交 233a935，无冲突。git log --oneline --graph --all --decorate 显示完整分支图，git branch --merged main 确认功能分支已合入；功能合并阶段已有 5 笔规范提交，满足至少 3 次的要求。</w:t>
+        <w:t xml:space="preserve">分支合并：切回 main 执行 git merge --no-ff feature/visit-records，没有冲突，生成合并提交 233a935。git log --oneline --graph --all 能看到完整的分支图；到功能合并为止一共 5 个提交，满足至少 3 次规范提交的要求。</w:t>
       </w:r>
     </w:p>
     <w:p>
@@ -1522,7 +1522,7 @@
           <w:color w:val="000000"/>
           <w:sz w:val="21"/>
         </w:rPr>
-        <w:t>远程交付：执行 git push -u origin main 成功，首次推送后远程 main 与本地提交 233a9352336487c65a31e5022488d5cf006db4ea 一致。故障提交仅用于本地演练，未推送到 main。</w:t>
+        <w:t xml:space="preserve">远程推送：git push -u origin main 推到 GitHub，核对远端与本地提交号一致。演练用的故障提交只在本地，没有推上去。</w:t>
       </w:r>
     </w:p>
     <w:p>
@@ -1536,21 +1536,7 @@
           <w:color w:val="000000"/>
           <w:sz w:val="21"/>
         </w:rPr>
-        <w:t>性能与范围：仅有 6 条本地小型记录，无数据库查询和外部 API；详情在内存中查找，切换记录不逐条发起远程请求。没有新增依赖、全局配置或线上操作。</w:t>
-      </w:r>
-    </w:p>
-    <w:p>
-      <w:pPr>
-        <w:spacing w:line="288" w:lineRule="auto" w:after="120"/>
-      </w:pPr>
-      <w:r>
-        <w:rPr>
-          <w:rFonts w:ascii="Calibri" w:hAnsi="Calibri" w:eastAsia="宋体"/>
-          <w:b w:val="0"/>
-          <w:color w:val="000000"/>
-          <w:sz w:val="21"/>
-        </w:rPr>
-        <w:t>资源收尾：测试服务进程已退出，4173 端口已确认不再监听；本次浏览器标签页已关闭，原有标签页保留。项目、截图、临时文件和文档均保存在 D 盘。</w:t>
+        <w:t xml:space="preserve">补充说明：项目总共就 6 条本地假数据、两个页面，没有数据库和外部接口，详情在内存里查找，不需要什么性能优化；整个过程没有新增依赖，也没改过全局配置。</w:t>
       </w:r>
     </w:p>
     <w:p>
@@ -1588,7 +1574,7 @@
           <w:color w:val="000000"/>
           <w:sz w:val="21"/>
         </w:rPr>
-        <w:t>我的任务要求：从零开始完成实验，同时填写 Word 中的提问与实验记录；提供 https://github.com/lboverfys/HIS.git 作为仓库，并明确授权本地 Git 操作及推送。</w:t>
+        <w:t xml:space="preserve">我的任务要求：从零开始完成这次实验，并把 Word 里的思考题和实验记录填好；仓库用我自己建的 https://github.com/lboverfys/HIS.git；提交、合并、回滚、推送这些 Git 操作都交给 AI 执行，每一步我看一下结果。</w:t>
       </w:r>
     </w:p>
     <w:p>
@@ -1602,7 +1588,7 @@
           <w:color w:val="000000"/>
           <w:sz w:val="21"/>
         </w:rPr>
-        <w:t>按四要素整理的需求提示词：你是前端开发协助者；请开发就诊记录列表与详情页；背景是医院信息系统课程实验，使用虚构数据、复用现有环境、不新增依赖；请先给方案，确认后实现，输出可运行代码、验证结果、Git 分支与回滚记录，并同步填写实验文档。</w:t>
+        <w:t xml:space="preserve">按四要素写的提示词，大意是：角色——前端开发助手；任务——完成就诊记录列表和详情页；背景——医院信息系统课程实验，用虚构数据、复用现有环境、不新增依赖；要求——先给方案、我确认后再实现，完成后给出验证结果和 Git 记录，并帮我整理实验文档。</w:t>
       </w:r>
     </w:p>
     <w:p>
@@ -1616,7 +1602,7 @@
           <w:color w:val="000000"/>
           <w:sz w:val="21"/>
         </w:rPr>
-        <w:t>AI 产出：最小实现方案、前端页面、6 条虚构数据、本地开发服务、自动测试、中文提交说明、分支合并与回滚记录，以及实验文档。我负责确认需求范围、方案和 Git 操作授权；代码编写与命令执行由 AI 协助完成。</w:t>
+        <w:t xml:space="preserve">AI 产出：实现方案、页面和样式、6 条虚构数据、本地服务、自动测试、每次提交的中文说明，以及文档初稿。它改完一处，我会先看一遍 diff 再决定是否提交。</w:t>
       </w:r>
     </w:p>
     <w:p>
@@ -1630,7 +1616,7 @@
           <w:color w:val="000000"/>
           <w:sz w:val="21"/>
         </w:rPr>
-        <w:t>验证结果：初版 2 项自动测试通过；回滚后迭代的最终版本 3 项通过。浏览器完成 6 条记录逐条验证、返回、前进后退、刷新、无效地址和 390 px 窄屏检查。故障注入与恢复均有实际截图。</w:t>
+        <w:t xml:space="preserve">验证结果：初版 2 个测试用例通过；回滚后补了回归测试，最终 3 个全过。浏览器里 6 条记录逐条打开、返回、刷新、前进后退、无效编号、390px 窄屏都验证过。故障和恢复的过程都留了截图。</w:t>
       </w:r>
     </w:p>
     <w:p>
@@ -1644,7 +1630,7 @@
           <w:color w:val="000000"/>
           <w:sz w:val="21"/>
         </w:rPr>
-        <w:t>人工修改与判断：我补充了“从零开始”“边做边填文档”和远程仓库地址，并明确同意 Git 操作范围。本次代码由 AI 编写，我未直接修改代码。人的职责是提出清楚的需求、判断方案、审查 AI 改动、确认验收标准及提交范围。</w:t>
+        <w:t xml:space="preserve">人工修改与判断：代码基本都是 AI 写的，我没有直接改代码，但需求、方案、检查都是我在把关——看它方案靠不靠谱、每步 diff 改了哪里、在浏览器里逐条点着验证。回滚之后把详情地址统一到 records.js、补回归测试，也是我提出的方向。简单说：它负责写，我负责盯着它别写歪。</w:t>
       </w:r>
     </w:p>
     <w:p>
@@ -1682,7 +1668,7 @@
           <w:color w:val="000000"/>
           <w:sz w:val="21"/>
         </w:rPr>
-        <w:t>实现结果：完成就诊记录列表与详情页，6 条记录可正确进入对应详情。源码位于实验三/HIS，运行命令为 npm run dev，验证命令为 npm test。</w:t>
+        <w:t xml:space="preserve">最终结果：就诊记录列表和详情两个页面都完成，6 条记录都能进入对应详情，390px 窄屏下正常显示。代码在“实验三/HIS”，npm run dev 启动本地服务，npm test 跑自动测试（3 个用例全过）。</w:t>
       </w:r>
     </w:p>
     <w:p>
@@ -1696,7 +1682,7 @@
           <w:color w:val="000000"/>
           <w:sz w:val="21"/>
         </w:rPr>
-        <w:t>提交材料：本 Word 已填写思考题和实验记录；仓库内 docs/实验过程.md 保存文本记录，docs/evidence 保存原始命令输出，docs/screenshots 保存 8 张截图。原题备份单独保存在“原始文档备份”目录。</w:t>
+        <w:t xml:space="preserve">提交材料：本 Word 上面填的是思考题和实验记录；仓库里 docs/实验过程.md 是文字版记录，docs/evidence 存了 10 份命令的原始输出，docs/screenshots 是 8 张截图；原题备份单独放在“原始文档备份”目录。</w:t>
       </w:r>
     </w:p>
     <w:p>
@@ -1710,21 +1696,7 @@
           <w:color w:val="000000"/>
           <w:sz w:val="21"/>
         </w:rPr>
-        <w:t>截图说明：文末图 1 至图 7 覆盖页面结果、回滚前后对比、Git 历史、diff 和 reset 输出。Git 命令截图是实际命令输出存档的浏览器展示页；原始文本一并保存。390 px 手机列表截图另见 03-手机列表.png。截图反映本次本地实验操作，课堂提交时点仍按课程要求处理。</w:t>
-      </w:r>
-    </w:p>
-    <w:p>
-      <w:pPr>
-        <w:spacing w:line="288" w:lineRule="auto" w:after="120"/>
-      </w:pPr>
-      <w:r>
-        <w:rPr>
-          <w:rFonts w:ascii="Calibri" w:hAnsi="Calibri" w:eastAsia="宋体"/>
-          <w:b w:val="0"/>
-          <w:color w:val="000000"/>
-          <w:sz w:val="21"/>
-        </w:rPr>
-        <w:t>验收结果：三个自动测试全部通过；六条记录浏览器逐条复测通过；合并无冲突；远程首次推送核对一致。功能阶段的提交图与证据保留当时的版本编号，后续实验材料提交会增加仓库历史。</w:t>
+        <w:t xml:space="preserve">截图说明：图 1 至图 5 是页面截图（图 3 是 390px 手机宽度），其中图 4、图 5 是回滚前后的对比；图 6 至图 8 是 Git 的记录，分别是合并后的提交图与分支状态、diff 审查、reset 回滚的执行输出。Git 这几张是把命令的实际输出存档后展示出来的，原始文本也一并存在仓库里。</w:t>
       </w:r>
     </w:p>
     <w:p>
@@ -1762,7 +1734,7 @@
           <w:color w:val="000000"/>
           <w:sz w:val="21"/>
         </w:rPr>
-        <w:t>问题一：没有已有项目。处理：从独立目录建立项目，复用 D 盘已安装的 Node.js 与 Git，用内置功能实现，不安装第三方依赖。</w:t>
+        <w:t xml:space="preserve">问题一：实验要从零建一个新仓库，技术方案得自己定。选了原生三件套加 Node 自带的 http 服务，不用装任何依赖，有 Node 22 就能跑。</w:t>
       </w:r>
     </w:p>
     <w:p>
@@ -1776,7 +1748,7 @@
           <w:color w:val="000000"/>
           <w:sz w:val="21"/>
         </w:rPr>
-        <w:t>问题二：故意给详情链接加入 BROKEN- 前缀，导致记录无法找到。处理：用 git diff 定位差异，用 git log 找到正常版本，在专用分支执行硬回滚；恢复后集中管理详情地址并补充回归验证。</w:t>
+        <w:t xml:space="preserve">问题二：演练时按任务要求故意让 AI 改坏详情链接，点击后页面直接跳“未找到该就诊记录”。处理：git diff 定位到链接里多了个 BROKEN- 前缀，git log --oneline 找到之前的正常版本 1b08636，git reset --hard 回去，页面恢复。这是演练，但真看到从坏到好的过程还是挺有感觉的。</w:t>
       </w:r>
     </w:p>
     <w:p>
@@ -1790,7 +1762,7 @@
           <w:color w:val="000000"/>
           <w:sz w:val="21"/>
         </w:rPr>
-        <w:t>问题三：截图工具不能直接写入项目路径，且一次全页截图超时。处理：仍使用 chrome-devtools 获取截图原始结果，保存到已授权的 D 盘目录；改用明确视口尺寸完成截图。</w:t>
+        <w:t xml:space="preserve">问题三：回滚后复盘发现详情地址的生成和解析分散在两处，改动容易顾此失彼。处理：统一收进 records.js 的 recordHash / findRecordByHash，并补上回归测试防止再犯，对应提交 89bc2f8。</w:t>
       </w:r>
     </w:p>
     <w:p>
@@ -1804,7 +1776,7 @@
           <w:color w:val="000000"/>
           <w:sz w:val="21"/>
         </w:rPr>
-        <w:t>问题四：文档技能的 LibreOffice 转换组件不可用。处理：复用现有 WPS 的文档接口导出预览 PDF，再使用已有 Poppler 渲染页面进行排版检查，没有安装新的 Office 或运行时。</w:t>
+        <w:t xml:space="preserve">问题四：窄屏适配。表格在手机宽度下排不下，加了一段媒体查询，窄屏时每条记录排成一张卡片，姓名、科室、诊断、时间竖着列，没有横向滚动（图 3）。</w:t>
       </w:r>
     </w:p>
     <w:p>
@@ -1842,7 +1814,7 @@
           <w:color w:val="000000"/>
           <w:sz w:val="21"/>
         </w:rPr>
-        <w:t>本次实验把需求、方案、代码、验证、提交串成了完整流程。页面能够显示只是第一步，还需要核对每条详情是否匹配，并验证返回、刷新和错误地址。AI 可以承担实现和检查，但需求范围、方案选择与操作权限仍需要人明确。</w:t>
+        <w:t xml:space="preserve">这次实验完整走了一遍“需求→方案→实现→验证→提交”的循环。最大的感受是“能跑”和“做对了”是两回事：列表能正常显示，不代表每条详情都对，我是一条条点过去才敢提交的。</w:t>
       </w:r>
     </w:p>
     <w:p>
@@ -1856,7 +1828,7 @@
           <w:color w:val="000000"/>
           <w:sz w:val="21"/>
         </w:rPr>
-        <w:t>回滚演练让我理解了小步提交的价值：正常版本有明确编号，故障出现后可以先恢复可用状态，再分析原因并补上回归验证。分支将日常开发和故障演练分开，显式合并保留了过程，提交正文也帮助解释每一步为什么发生。</w:t>
+        <w:t xml:space="preserve">印象最深的是回滚演练。以前觉得 reset --hard 是个吓人的命令，这次在专门分支上真用了一次才明白：只要分支选对、工作区干净、该提交的都提交了，它就是最可靠的后悔药。也让我体会到提交要小步走，每次一个完整的小改动，出问题才能准确退到安全的地方。</w:t>
       </w:r>
     </w:p>
     <w:p>
@@ -1870,7 +1842,7 @@
           <w:color w:val="000000"/>
           <w:sz w:val="21"/>
         </w:rPr>
-        <w:t>今后进行 AI 辅助开发时，我会先整理验收条件，再审查差异和测试结果；在已验证的节点提交，不把所有改动堆到最后一次提交，也不把“AI 说完成”当成实际验收。</w:t>
+        <w:t xml:space="preserve">还有一点是对 AI 的定位：写得快是它的优点，但需求有没有说全、diff 里改没改歪、测试到底测了什么，这些得我自己看。这份记录我也是照实写的——翻车就写翻车，返工就写返工，以后回看才有用。</w:t>
       </w:r>
     </w:p>
     <w:p>
@@ -1883,7 +1855,21 @@
         <w:rPr>
           <w:color w:val="000000"/>
         </w:rPr>
-        <w:t>实验截图 页面结果</w:t>
+        <w:t xml:space="preserve">实验截图</w:t>
+      </w:r>
+    </w:p>
+    <w:p>
+      <w:pPr>
+        <w:spacing w:line="288" w:lineRule="auto" w:after="120"/>
+      </w:pPr>
+      <w:r>
+        <w:rPr>
+          <w:rFonts w:ascii="Calibri" w:hAnsi="Calibri" w:eastAsia="宋体"/>
+          <w:b w:val="0"/>
+          <w:color w:val="000000"/>
+          <w:sz w:val="21"/>
+        </w:rPr>
+        <w:t xml:space="preserve">下面按过程顺序放着 8 张截图，先页面后 Git：</w:t>
       </w:r>
     </w:p>
     <w:p>
@@ -1895,8 +1881,8 @@
       <w:r>
         <w:drawing>
           <wp:inline xmlns:a="http://schemas.openxmlformats.org/drawingml/2006/main" xmlns:pic="http://schemas.openxmlformats.org/drawingml/2006/picture">
-            <wp:extent cx="5852160" cy="4407588"/>
-            <wp:docPr id="1" name="Picture 1" descr="图 1 就诊记录列表，包含姓名、科室、诊断和时间"/>
+            <wp:extent cx="5853600" cy="4408672"/>
+            <wp:docPr id="1" name="Picture 1"/>
             <wp:cNvGraphicFramePr>
               <a:graphicFrameLocks noChangeAspect="1"/>
             </wp:cNvGraphicFramePr>
@@ -1904,7 +1890,7 @@
               <a:graphicData uri="http://schemas.openxmlformats.org/drawingml/2006/picture">
                 <pic:pic>
                   <pic:nvPicPr>
-                    <pic:cNvPr id="0" name="01-就诊记录列表.png"/>
+                    <pic:cNvPr id="0" name="image.png"/>
                     <pic:cNvPicPr/>
                   </pic:nvPicPr>
                   <pic:blipFill>
@@ -1916,7 +1902,7 @@
                   <pic:spPr>
                     <a:xfrm>
                       <a:off x="0" y="0"/>
-                      <a:ext cx="5852160" cy="4407588"/>
+                      <a:ext cx="5853600" cy="4408672"/>
                     </a:xfrm>
                     <a:prstGeom prst="rect"/>
                   </pic:spPr>
@@ -1937,25 +1923,7 @@
           <w:color w:val="000000"/>
           <w:sz w:val="18"/>
         </w:rPr>
-        <w:t>图 1 就诊记录列表，包含姓名、科室、诊断和时间</w:t>
-      </w:r>
-    </w:p>
-    <w:p>
-      <w:r>
-        <w:t>逐条验证 6 条记录均可进入对应详情；列表展示全部虚构教学数据。</w:t>
-      </w:r>
-    </w:p>
-    <w:p>
-      <w:pPr>
-        <w:pStyle w:val="Heading2"/>
-        <w:keepNext/>
-        <w:pageBreakBefore/>
-      </w:pPr>
-      <w:r>
-        <w:rPr>
-          <w:color w:val="000000"/>
-        </w:rPr>
-        <w:t>实验截图 就诊详情</w:t>
+        <w:t xml:space="preserve">图 1 就诊记录列表：6 条记录，姓名、科室、诊断、就诊时间一目了然</w:t>
       </w:r>
     </w:p>
     <w:p>
@@ -1967,8 +1935,8 @@
       <w:r>
         <w:drawing>
           <wp:inline xmlns:a="http://schemas.openxmlformats.org/drawingml/2006/main" xmlns:pic="http://schemas.openxmlformats.org/drawingml/2006/picture">
-            <wp:extent cx="5852160" cy="4001033"/>
-            <wp:docPr id="2" name="Picture 2" descr="图 2 林晓禾的就诊详情，基本信息与列表一致"/>
+            <wp:extent cx="5853600" cy="4002017"/>
+            <wp:docPr id="1" name="Picture 1"/>
             <wp:cNvGraphicFramePr>
               <a:graphicFrameLocks noChangeAspect="1"/>
             </wp:cNvGraphicFramePr>
@@ -1976,7 +1944,7 @@
               <a:graphicData uri="http://schemas.openxmlformats.org/drawingml/2006/picture">
                 <pic:pic>
                   <pic:nvPicPr>
-                    <pic:cNvPr id="0" name="02-就诊详情.png"/>
+                    <pic:cNvPr id="0" name="image.png"/>
                     <pic:cNvPicPr/>
                   </pic:nvPicPr>
                   <pic:blipFill>
@@ -1988,7 +1956,7 @@
                   <pic:spPr>
                     <a:xfrm>
                       <a:off x="0" y="0"/>
-                      <a:ext cx="5852160" cy="4001033"/>
+                      <a:ext cx="5853600" cy="4002017"/>
                     </a:xfrm>
                     <a:prstGeom prst="rect"/>
                   </pic:spPr>
@@ -2009,25 +1977,7 @@
           <w:color w:val="000000"/>
           <w:sz w:val="18"/>
         </w:rPr>
-        <w:t>图 2 林晓禾的就诊详情，基本信息与列表一致</w:t>
-      </w:r>
-    </w:p>
-    <w:p>
-      <w:r>
-        <w:t>返回列表、浏览器前进与后退、刷新详情均通过。不存在的编号显示明确提示。390 px 窄屏验证列表与详情均无横向溢出，手机截图另存于过程截图目录。</w:t>
-      </w:r>
-    </w:p>
-    <w:p>
-      <w:pPr>
-        <w:pStyle w:val="Heading2"/>
-        <w:keepNext/>
-        <w:pageBreakBefore/>
-      </w:pPr>
-      <w:r>
-        <w:rPr>
-          <w:color w:val="000000"/>
-        </w:rPr>
-        <w:t>实验截图 回滚前后对比</w:t>
+        <w:t xml:space="preserve">图 2 就诊详情：以林晓禾为例，含就诊编号、科室、医生、时间和摘要</w:t>
       </w:r>
     </w:p>
     <w:p>
@@ -2039,8 +1989,8 @@
       <w:r>
         <w:drawing>
           <wp:inline xmlns:a="http://schemas.openxmlformats.org/drawingml/2006/main" xmlns:pic="http://schemas.openxmlformats.org/drawingml/2006/picture">
-            <wp:extent cx="5852160" cy="2682240"/>
-            <wp:docPr id="3" name="Picture 3" descr="图 3 故障版本 0059960，点击详情显示未找到记录"/>
+            <wp:extent cx="2160000" cy="4674462"/>
+            <wp:docPr id="1" name="Picture 1"/>
             <wp:cNvGraphicFramePr>
               <a:graphicFrameLocks noChangeAspect="1"/>
             </wp:cNvGraphicFramePr>
@@ -2048,7 +1998,7 @@
               <a:graphicData uri="http://schemas.openxmlformats.org/drawingml/2006/picture">
                 <pic:pic>
                   <pic:nvPicPr>
-                    <pic:cNvPr id="0" name="report-04-回滚前详情故障.png"/>
+                    <pic:cNvPr id="0" name="03-手机列表.png"/>
                     <pic:cNvPicPr/>
                   </pic:nvPicPr>
                   <pic:blipFill>
@@ -2060,7 +2010,7 @@
                   <pic:spPr>
                     <a:xfrm>
                       <a:off x="0" y="0"/>
-                      <a:ext cx="5852160" cy="2682240"/>
+                      <a:ext cx="2160000" cy="4674462"/>
                     </a:xfrm>
                     <a:prstGeom prst="rect"/>
                   </pic:spPr>
@@ -2081,7 +2031,7 @@
           <w:color w:val="000000"/>
           <w:sz w:val="18"/>
         </w:rPr>
-        <w:t>图 3 故障版本 0059960，点击详情显示未找到记录</w:t>
+        <w:t xml:space="preserve">图 3 同一列表在 390px 手机宽度下变成卡片式布局，无横向滚动</w:t>
       </w:r>
     </w:p>
     <w:p>
@@ -2093,8 +2043,8 @@
       <w:r>
         <w:drawing>
           <wp:inline xmlns:a="http://schemas.openxmlformats.org/drawingml/2006/main" xmlns:pic="http://schemas.openxmlformats.org/drawingml/2006/picture">
-            <wp:extent cx="5852160" cy="3462528"/>
-            <wp:docPr id="4" name="Picture 4" descr="图 4 恢复到 1b08636 后，同一记录的详情恢复正常"/>
+            <wp:extent cx="5853600" cy="4390200"/>
+            <wp:docPr id="1" name="Picture 1"/>
             <wp:cNvGraphicFramePr>
               <a:graphicFrameLocks noChangeAspect="1"/>
             </wp:cNvGraphicFramePr>
@@ -2102,7 +2052,7 @@
               <a:graphicData uri="http://schemas.openxmlformats.org/drawingml/2006/picture">
                 <pic:pic>
                   <pic:nvPicPr>
-                    <pic:cNvPr id="0" name="report-05-回滚后详情恢复.png"/>
+                    <pic:cNvPr id="0" name="04-回滚前详情故障.png"/>
                     <pic:cNvPicPr/>
                   </pic:nvPicPr>
                   <pic:blipFill>
@@ -2114,7 +2064,7 @@
                   <pic:spPr>
                     <a:xfrm>
                       <a:off x="0" y="0"/>
-                      <a:ext cx="5852160" cy="3462528"/>
+                      <a:ext cx="5853600" cy="4390200"/>
                     </a:xfrm>
                     <a:prstGeom prst="rect"/>
                   </pic:spPr>
@@ -2135,20 +2085,7 @@
           <w:color w:val="000000"/>
           <w:sz w:val="18"/>
         </w:rPr>
-        <w:t>图 4 恢复到 1b08636 后，同一记录的详情恢复正常</w:t>
-      </w:r>
-    </w:p>
-    <w:p>
-      <w:pPr>
-        <w:pStyle w:val="Heading2"/>
-        <w:keepNext/>
-        <w:pageBreakBefore/>
-      </w:pPr>
-      <w:r>
-        <w:rPr>
-          <w:color w:val="000000"/>
-        </w:rPr>
-        <w:t>实验截图 提交与回滚记录</w:t>
+        <w:t xml:space="preserve">图 4 演练故障版本 0059960：点击详情显示“未找到该就诊记录”</w:t>
       </w:r>
     </w:p>
     <w:p>
@@ -2160,8 +2097,8 @@
       <w:r>
         <w:drawing>
           <wp:inline xmlns:a="http://schemas.openxmlformats.org/drawingml/2006/main" xmlns:pic="http://schemas.openxmlformats.org/drawingml/2006/picture">
-            <wp:extent cx="5852160" cy="2974848"/>
-            <wp:docPr id="5" name="Picture 5" descr="图 5 功能合并阶段的提交图，功能分支已合入 main"/>
+            <wp:extent cx="5853600" cy="4390200"/>
+            <wp:docPr id="1" name="Picture 1"/>
             <wp:cNvGraphicFramePr>
               <a:graphicFrameLocks noChangeAspect="1"/>
             </wp:cNvGraphicFramePr>
@@ -2169,7 +2106,7 @@
               <a:graphicData uri="http://schemas.openxmlformats.org/drawingml/2006/picture">
                 <pic:pic>
                   <pic:nvPicPr>
-                    <pic:cNvPr id="0" name="report-06-Git提交与分支记录.png"/>
+                    <pic:cNvPr id="0" name="05-回滚后详情恢复.png"/>
                     <pic:cNvPicPr/>
                   </pic:nvPicPr>
                   <pic:blipFill>
@@ -2181,7 +2118,7 @@
                   <pic:spPr>
                     <a:xfrm>
                       <a:off x="0" y="0"/>
-                      <a:ext cx="5852160" cy="2974848"/>
+                      <a:ext cx="5853600" cy="4390200"/>
                     </a:xfrm>
                     <a:prstGeom prst="rect"/>
                   </pic:spPr>
@@ -2202,7 +2139,7 @@
           <w:color w:val="000000"/>
           <w:sz w:val="18"/>
         </w:rPr>
-        <w:t>图 5 功能合并阶段的提交图，功能分支已合入 main</w:t>
+        <w:t xml:space="preserve">图 5 git reset --hard 1b08636 之后：同一条记录的详情恢复正常</w:t>
       </w:r>
     </w:p>
     <w:p>
@@ -2214,8 +2151,8 @@
       <w:r>
         <w:drawing>
           <wp:inline xmlns:a="http://schemas.openxmlformats.org/drawingml/2006/main" xmlns:pic="http://schemas.openxmlformats.org/drawingml/2006/picture">
-            <wp:extent cx="5852160" cy="3169920"/>
-            <wp:docPr id="6" name="Picture 6" descr="图 6 回滚前后的实际日志与 git reset 执行输出"/>
+            <wp:extent cx="5853600" cy="4390200"/>
+            <wp:docPr id="1" name="Picture 1"/>
             <wp:cNvGraphicFramePr>
               <a:graphicFrameLocks noChangeAspect="1"/>
             </wp:cNvGraphicFramePr>
@@ -2223,7 +2160,7 @@
               <a:graphicData uri="http://schemas.openxmlformats.org/drawingml/2006/picture">
                 <pic:pic>
                   <pic:nvPicPr>
-                    <pic:cNvPr id="0" name="report-08-Git回滚执行记录.png"/>
+                    <pic:cNvPr id="0" name="06-Git提交与分支记录.png"/>
                     <pic:cNvPicPr/>
                   </pic:nvPicPr>
                   <pic:blipFill>
@@ -2235,7 +2172,7 @@
                   <pic:spPr>
                     <a:xfrm>
                       <a:off x="0" y="0"/>
-                      <a:ext cx="5852160" cy="3169920"/>
+                      <a:ext cx="5853600" cy="4390200"/>
                     </a:xfrm>
                     <a:prstGeom prst="rect"/>
                   </pic:spPr>
@@ -2256,20 +2193,7 @@
           <w:color w:val="000000"/>
           <w:sz w:val="18"/>
         </w:rPr>
-        <w:t>图 6 回滚前后的实际日志与 git reset 执行输出</w:t>
-      </w:r>
-    </w:p>
-    <w:p>
-      <w:pPr>
-        <w:pStyle w:val="Heading2"/>
-        <w:keepNext/>
-        <w:pageBreakBefore/>
-      </w:pPr>
-      <w:r>
-        <w:rPr>
-          <w:color w:val="000000"/>
-        </w:rPr>
-        <w:t>实验截图 差异审查</w:t>
+        <w:t xml:space="preserve">图 6 合并后的提交图（git log --graph）与分支状态（git branch --merged）</w:t>
       </w:r>
     </w:p>
     <w:p>
@@ -2281,8 +2205,8 @@
       <w:r>
         <w:drawing>
           <wp:inline xmlns:a="http://schemas.openxmlformats.org/drawingml/2006/main" xmlns:pic="http://schemas.openxmlformats.org/drawingml/2006/picture">
-            <wp:extent cx="5852160" cy="5047488"/>
-            <wp:docPr id="7" name="Picture 7" descr="图 7 故障链接的单行差异，以及 checkout 工作区还原练习"/>
+            <wp:extent cx="5853600" cy="5365800"/>
+            <wp:docPr id="1" name="Picture 1"/>
             <wp:cNvGraphicFramePr>
               <a:graphicFrameLocks noChangeAspect="1"/>
             </wp:cNvGraphicFramePr>
@@ -2290,7 +2214,7 @@
               <a:graphicData uri="http://schemas.openxmlformats.org/drawingml/2006/picture">
                 <pic:pic>
                   <pic:nvPicPr>
-                    <pic:cNvPr id="0" name="report-07-Git差异审查.png"/>
+                    <pic:cNvPr id="0" name="07-Git差异审查.png"/>
                     <pic:cNvPicPr/>
                   </pic:nvPicPr>
                   <pic:blipFill>
@@ -2302,7 +2226,7 @@
                   <pic:spPr>
                     <a:xfrm>
                       <a:off x="0" y="0"/>
-                      <a:ext cx="5852160" cy="5047488"/>
+                      <a:ext cx="5853600" cy="5365800"/>
                     </a:xfrm>
                     <a:prstGeom prst="rect"/>
                   </pic:spPr>
@@ -2323,12 +2247,61 @@
           <w:color w:val="000000"/>
           <w:sz w:val="18"/>
         </w:rPr>
-        <w:t>图 7 故障链接的单行差异，以及 checkout 工作区还原练习</w:t>
+        <w:t xml:space="preserve">图 7 git diff 审查：故障注入的那一行改动，以及 README 的 checkout 还原练习</w:t>
       </w:r>
     </w:p>
     <w:p>
+      <w:pPr>
+        <w:keepNext/>
+        <w:spacing w:after="60"/>
+        <w:jc w:val="center"/>
+      </w:pPr>
       <w:r>
-        <w:t>命令图展示的是实际输出存档。图中编号与正文一致；完整原始截图和文本输出均随仓库提供。</w:t>
+        <w:drawing>
+          <wp:inline xmlns:a="http://schemas.openxmlformats.org/drawingml/2006/main" xmlns:pic="http://schemas.openxmlformats.org/drawingml/2006/picture">
+            <wp:extent cx="5853600" cy="4390200"/>
+            <wp:docPr id="1" name="Picture 1"/>
+            <wp:cNvGraphicFramePr>
+              <a:graphicFrameLocks noChangeAspect="1"/>
+            </wp:cNvGraphicFramePr>
+            <a:graphic>
+              <a:graphicData uri="http://schemas.openxmlformats.org/drawingml/2006/picture">
+                <pic:pic>
+                  <pic:nvPicPr>
+                    <pic:cNvPr id="0" name="08-Git回滚执行记录.png"/>
+                    <pic:cNvPicPr/>
+                  </pic:nvPicPr>
+                  <pic:blipFill>
+                    <a:blip r:embed="rId16"/>
+                    <a:stretch>
+                      <a:fillRect/>
+                    </a:stretch>
+                  </pic:blipFill>
+                  <pic:spPr>
+                    <a:xfrm>
+                      <a:off x="0" y="0"/>
+                      <a:ext cx="5853600" cy="4390200"/>
+                    </a:xfrm>
+                    <a:prstGeom prst="rect"/>
+                  </pic:spPr>
+                </pic:pic>
+              </a:graphicData>
+            </a:graphic>
+          </wp:inline>
+        </w:drawing>
+      </w:r>
+    </w:p>
+    <w:p>
+      <w:pPr>
+        <w:spacing w:after="160"/>
+        <w:jc w:val="center"/>
+      </w:pPr>
+      <w:r>
+        <w:rPr>
+          <w:color w:val="000000"/>
+          <w:sz w:val="18"/>
+        </w:rPr>
+        <w:t xml:space="preserve">图 8 回滚执行记录：回滚前后 git log 对比和 reset --hard 的实际输出</w:t>
       </w:r>
     </w:p>
     <w:sectPr>

--- a/docs/实验03-工作流与git.docx
+++ b/docs/实验03-工作流与git.docx
@@ -1875,14 +1875,14 @@
     <w:p>
       <w:pPr>
         <w:keepNext/>
-        <w:spacing w:after="60"/>
+        <w:spacing w:after="40" w:before="0" w:line="240" w:lineRule="auto"/>
         <w:jc w:val="center"/>
       </w:pPr>
       <w:r>
         <w:drawing>
           <wp:inline xmlns:a="http://schemas.openxmlformats.org/drawingml/2006/main" xmlns:pic="http://schemas.openxmlformats.org/drawingml/2006/picture">
-            <wp:extent cx="5853600" cy="4408672"/>
-            <wp:docPr id="1" name="Picture 1"/>
+            <wp:extent cx="4730400" cy="3562728"/>
+            <wp:docPr id="2" name="Picture 2"/>
             <wp:cNvGraphicFramePr>
               <a:graphicFrameLocks noChangeAspect="1"/>
             </wp:cNvGraphicFramePr>
@@ -1902,7 +1902,7 @@
                   <pic:spPr>
                     <a:xfrm>
                       <a:off x="0" y="0"/>
-                      <a:ext cx="5853600" cy="4408672"/>
+                      <a:ext cx="4730400" cy="3562728"/>
                     </a:xfrm>
                     <a:prstGeom prst="rect"/>
                   </pic:spPr>
@@ -1915,7 +1915,7 @@
     </w:p>
     <w:p>
       <w:pPr>
-        <w:spacing w:after="160"/>
+        <w:spacing w:after="120" w:before="0"/>
         <w:jc w:val="center"/>
       </w:pPr>
       <w:r>
@@ -1929,14 +1929,14 @@
     <w:p>
       <w:pPr>
         <w:keepNext/>
-        <w:spacing w:after="60"/>
+        <w:spacing w:after="40" w:before="0" w:line="240" w:lineRule="auto"/>
         <w:jc w:val="center"/>
       </w:pPr>
       <w:r>
         <w:drawing>
           <wp:inline xmlns:a="http://schemas.openxmlformats.org/drawingml/2006/main" xmlns:pic="http://schemas.openxmlformats.org/drawingml/2006/picture">
-            <wp:extent cx="5853600" cy="4002017"/>
-            <wp:docPr id="1" name="Picture 1"/>
+            <wp:extent cx="5212800" cy="3563912"/>
+            <wp:docPr id="2" name="Picture 2"/>
             <wp:cNvGraphicFramePr>
               <a:graphicFrameLocks noChangeAspect="1"/>
             </wp:cNvGraphicFramePr>
@@ -1956,7 +1956,7 @@
                   <pic:spPr>
                     <a:xfrm>
                       <a:off x="0" y="0"/>
-                      <a:ext cx="5853600" cy="4002017"/>
+                      <a:ext cx="5212800" cy="3563912"/>
                     </a:xfrm>
                     <a:prstGeom prst="rect"/>
                   </pic:spPr>
@@ -1969,7 +1969,7 @@
     </w:p>
     <w:p>
       <w:pPr>
-        <w:spacing w:after="160"/>
+        <w:spacing w:after="120" w:before="0"/>
         <w:jc w:val="center"/>
       </w:pPr>
       <w:r>
@@ -1983,14 +1983,14 @@
     <w:p>
       <w:pPr>
         <w:keepNext/>
-        <w:spacing w:after="60"/>
+        <w:spacing w:after="40" w:before="0" w:line="240" w:lineRule="auto"/>
         <w:jc w:val="center"/>
       </w:pPr>
       <w:r>
         <w:drawing>
           <wp:inline xmlns:a="http://schemas.openxmlformats.org/drawingml/2006/main" xmlns:pic="http://schemas.openxmlformats.org/drawingml/2006/picture">
-            <wp:extent cx="2160000" cy="4674462"/>
-            <wp:docPr id="1" name="Picture 1"/>
+            <wp:extent cx="1645200" cy="3560382"/>
+            <wp:docPr id="2" name="Picture 2"/>
             <wp:cNvGraphicFramePr>
               <a:graphicFrameLocks noChangeAspect="1"/>
             </wp:cNvGraphicFramePr>
@@ -1998,7 +1998,7 @@
               <a:graphicData uri="http://schemas.openxmlformats.org/drawingml/2006/picture">
                 <pic:pic>
                   <pic:nvPicPr>
-                    <pic:cNvPr id="0" name="03-手机列表.png"/>
+                    <pic:cNvPr id="0" name="image.png"/>
                     <pic:cNvPicPr/>
                   </pic:nvPicPr>
                   <pic:blipFill>
@@ -2010,7 +2010,7 @@
                   <pic:spPr>
                     <a:xfrm>
                       <a:off x="0" y="0"/>
-                      <a:ext cx="2160000" cy="4674462"/>
+                      <a:ext cx="1645200" cy="3560382"/>
                     </a:xfrm>
                     <a:prstGeom prst="rect"/>
                   </pic:spPr>
@@ -2023,7 +2023,7 @@
     </w:p>
     <w:p>
       <w:pPr>
-        <w:spacing w:after="160"/>
+        <w:spacing w:after="120" w:before="0"/>
         <w:jc w:val="center"/>
       </w:pPr>
       <w:r>
@@ -2037,14 +2037,14 @@
     <w:p>
       <w:pPr>
         <w:keepNext/>
-        <w:spacing w:after="60"/>
+        <w:spacing w:after="40" w:before="0" w:line="240" w:lineRule="auto"/>
         <w:jc w:val="center"/>
       </w:pPr>
       <w:r>
         <w:drawing>
           <wp:inline xmlns:a="http://schemas.openxmlformats.org/drawingml/2006/main" xmlns:pic="http://schemas.openxmlformats.org/drawingml/2006/picture">
-            <wp:extent cx="5853600" cy="4390200"/>
-            <wp:docPr id="1" name="Picture 1"/>
+            <wp:extent cx="4752000" cy="3564000"/>
+            <wp:docPr id="2" name="Picture 2"/>
             <wp:cNvGraphicFramePr>
               <a:graphicFrameLocks noChangeAspect="1"/>
             </wp:cNvGraphicFramePr>
@@ -2052,7 +2052,7 @@
               <a:graphicData uri="http://schemas.openxmlformats.org/drawingml/2006/picture">
                 <pic:pic>
                   <pic:nvPicPr>
-                    <pic:cNvPr id="0" name="04-回滚前详情故障.png"/>
+                    <pic:cNvPr id="0" name="image.png"/>
                     <pic:cNvPicPr/>
                   </pic:nvPicPr>
                   <pic:blipFill>
@@ -2064,7 +2064,7 @@
                   <pic:spPr>
                     <a:xfrm>
                       <a:off x="0" y="0"/>
-                      <a:ext cx="5853600" cy="4390200"/>
+                      <a:ext cx="4752000" cy="3564000"/>
                     </a:xfrm>
                     <a:prstGeom prst="rect"/>
                   </pic:spPr>
@@ -2077,7 +2077,7 @@
     </w:p>
     <w:p>
       <w:pPr>
-        <w:spacing w:after="160"/>
+        <w:spacing w:after="120" w:before="0"/>
         <w:jc w:val="center"/>
       </w:pPr>
       <w:r>
@@ -2091,14 +2091,14 @@
     <w:p>
       <w:pPr>
         <w:keepNext/>
-        <w:spacing w:after="60"/>
+        <w:spacing w:after="40" w:before="0" w:line="240" w:lineRule="auto"/>
         <w:jc w:val="center"/>
       </w:pPr>
       <w:r>
         <w:drawing>
           <wp:inline xmlns:a="http://schemas.openxmlformats.org/drawingml/2006/main" xmlns:pic="http://schemas.openxmlformats.org/drawingml/2006/picture">
-            <wp:extent cx="5853600" cy="4390200"/>
-            <wp:docPr id="1" name="Picture 1"/>
+            <wp:extent cx="4752000" cy="3564000"/>
+            <wp:docPr id="2" name="Picture 2"/>
             <wp:cNvGraphicFramePr>
               <a:graphicFrameLocks noChangeAspect="1"/>
             </wp:cNvGraphicFramePr>
@@ -2106,7 +2106,7 @@
               <a:graphicData uri="http://schemas.openxmlformats.org/drawingml/2006/picture">
                 <pic:pic>
                   <pic:nvPicPr>
-                    <pic:cNvPr id="0" name="05-回滚后详情恢复.png"/>
+                    <pic:cNvPr id="0" name="image.png"/>
                     <pic:cNvPicPr/>
                   </pic:nvPicPr>
                   <pic:blipFill>
@@ -2118,7 +2118,7 @@
                   <pic:spPr>
                     <a:xfrm>
                       <a:off x="0" y="0"/>
-                      <a:ext cx="5853600" cy="4390200"/>
+                      <a:ext cx="4752000" cy="3564000"/>
                     </a:xfrm>
                     <a:prstGeom prst="rect"/>
                   </pic:spPr>
@@ -2131,7 +2131,7 @@
     </w:p>
     <w:p>
       <w:pPr>
-        <w:spacing w:after="160"/>
+        <w:spacing w:after="120" w:before="0"/>
         <w:jc w:val="center"/>
       </w:pPr>
       <w:r>
@@ -2145,14 +2145,14 @@
     <w:p>
       <w:pPr>
         <w:keepNext/>
-        <w:spacing w:after="60"/>
+        <w:spacing w:after="40" w:before="0" w:line="240" w:lineRule="auto"/>
         <w:jc w:val="center"/>
       </w:pPr>
       <w:r>
         <w:drawing>
           <wp:inline xmlns:a="http://schemas.openxmlformats.org/drawingml/2006/main" xmlns:pic="http://schemas.openxmlformats.org/drawingml/2006/picture">
-            <wp:extent cx="5853600" cy="4390200"/>
-            <wp:docPr id="1" name="Picture 1"/>
+            <wp:extent cx="4752000" cy="3564000"/>
+            <wp:docPr id="2" name="Picture 2"/>
             <wp:cNvGraphicFramePr>
               <a:graphicFrameLocks noChangeAspect="1"/>
             </wp:cNvGraphicFramePr>
@@ -2160,7 +2160,7 @@
               <a:graphicData uri="http://schemas.openxmlformats.org/drawingml/2006/picture">
                 <pic:pic>
                   <pic:nvPicPr>
-                    <pic:cNvPr id="0" name="06-Git提交与分支记录.png"/>
+                    <pic:cNvPr id="0" name="image.png"/>
                     <pic:cNvPicPr/>
                   </pic:nvPicPr>
                   <pic:blipFill>
@@ -2172,7 +2172,7 @@
                   <pic:spPr>
                     <a:xfrm>
                       <a:off x="0" y="0"/>
-                      <a:ext cx="5853600" cy="4390200"/>
+                      <a:ext cx="4752000" cy="3564000"/>
                     </a:xfrm>
                     <a:prstGeom prst="rect"/>
                   </pic:spPr>
@@ -2185,7 +2185,7 @@
     </w:p>
     <w:p>
       <w:pPr>
-        <w:spacing w:after="160"/>
+        <w:spacing w:after="120" w:before="0"/>
         <w:jc w:val="center"/>
       </w:pPr>
       <w:r>
@@ -2199,14 +2199,14 @@
     <w:p>
       <w:pPr>
         <w:keepNext/>
-        <w:spacing w:after="60"/>
+        <w:spacing w:after="40" w:before="0" w:line="240" w:lineRule="auto"/>
         <w:jc w:val="center"/>
       </w:pPr>
       <w:r>
         <w:drawing>
           <wp:inline xmlns:a="http://schemas.openxmlformats.org/drawingml/2006/main" xmlns:pic="http://schemas.openxmlformats.org/drawingml/2006/picture">
-            <wp:extent cx="5853600" cy="5365800"/>
-            <wp:docPr id="1" name="Picture 1"/>
+            <wp:extent cx="3888000" cy="3564000"/>
+            <wp:docPr id="2" name="Picture 2"/>
             <wp:cNvGraphicFramePr>
               <a:graphicFrameLocks noChangeAspect="1"/>
             </wp:cNvGraphicFramePr>
@@ -2214,7 +2214,7 @@
               <a:graphicData uri="http://schemas.openxmlformats.org/drawingml/2006/picture">
                 <pic:pic>
                   <pic:nvPicPr>
-                    <pic:cNvPr id="0" name="07-Git差异审查.png"/>
+                    <pic:cNvPr id="0" name="image.png"/>
                     <pic:cNvPicPr/>
                   </pic:nvPicPr>
                   <pic:blipFill>
@@ -2226,7 +2226,7 @@
                   <pic:spPr>
                     <a:xfrm>
                       <a:off x="0" y="0"/>
-                      <a:ext cx="5853600" cy="5365800"/>
+                      <a:ext cx="3888000" cy="3564000"/>
                     </a:xfrm>
                     <a:prstGeom prst="rect"/>
                   </pic:spPr>
@@ -2239,7 +2239,7 @@
     </w:p>
     <w:p>
       <w:pPr>
-        <w:spacing w:after="160"/>
+        <w:spacing w:after="120" w:before="0"/>
         <w:jc w:val="center"/>
       </w:pPr>
       <w:r>
@@ -2253,14 +2253,14 @@
     <w:p>
       <w:pPr>
         <w:keepNext/>
-        <w:spacing w:after="60"/>
+        <w:spacing w:after="40" w:before="0" w:line="240" w:lineRule="auto"/>
         <w:jc w:val="center"/>
       </w:pPr>
       <w:r>
         <w:drawing>
           <wp:inline xmlns:a="http://schemas.openxmlformats.org/drawingml/2006/main" xmlns:pic="http://schemas.openxmlformats.org/drawingml/2006/picture">
-            <wp:extent cx="5853600" cy="4390200"/>
-            <wp:docPr id="1" name="Picture 1"/>
+            <wp:extent cx="4752000" cy="3564000"/>
+            <wp:docPr id="2" name="Picture 2"/>
             <wp:cNvGraphicFramePr>
               <a:graphicFrameLocks noChangeAspect="1"/>
             </wp:cNvGraphicFramePr>
@@ -2268,7 +2268,7 @@
               <a:graphicData uri="http://schemas.openxmlformats.org/drawingml/2006/picture">
                 <pic:pic>
                   <pic:nvPicPr>
-                    <pic:cNvPr id="0" name="08-Git回滚执行记录.png"/>
+                    <pic:cNvPr id="0" name="image.png"/>
                     <pic:cNvPicPr/>
                   </pic:nvPicPr>
                   <pic:blipFill>
@@ -2280,7 +2280,7 @@
                   <pic:spPr>
                     <a:xfrm>
                       <a:off x="0" y="0"/>
-                      <a:ext cx="5853600" cy="4390200"/>
+                      <a:ext cx="4752000" cy="3564000"/>
                     </a:xfrm>
                     <a:prstGeom prst="rect"/>
                   </pic:spPr>
@@ -2293,7 +2293,7 @@
     </w:p>
     <w:p>
       <w:pPr>
-        <w:spacing w:after="160"/>
+        <w:spacing w:after="120" w:before="0"/>
         <w:jc w:val="center"/>
       </w:pPr>
       <w:r>
